--- a/klagomål/A 11965-2026 FSC-klagomål.docx
+++ b/klagomål/A 11965-2026 FSC-klagomål.docx
@@ -191,7 +191,7 @@
     </w:p>
     <w:p>
       <w:r>
-        <w:t>I avverkningsanmälan har följande 1 naturvårdsarter hittats: grön sköldmossa (S, §8). Arter som är signalarter enligt Skogsstyrelsen har markerats med (S). För fridlysta arter anges även paragrafen i Artskyddsförordningen som arten är fridlyst enligt.</w:t>
+        <w:t>I avverkningsanmälan har följande 3 naturvårdsarter hittats: stubbtrådmossa (NT), vedflikmossa (NT) och grön sköldmossa (S, §8). Av dessa är 2 rödlistade. För rödlistade arter har rödlistekategorin angivits inom parentes. Arter som är signalarter enligt Skogsstyrelsen har markerats med (S). För fridlysta arter anges även paragrafen i Artskyddsförordningen som arten är fridlyst enligt.</w:t>
       </w:r>
     </w:p>
     <w:p>
@@ -244,6 +244,17 @@
       </w:pPr>
       <w:r>
         <w:t>Figur 1. Fyndplatser för naturvårdsarter i det avverkningsanmälda området (röd linje). Markörer utan svart kant är placerade på fyndplatsen. Markörer med svart kant är placerade vid sidan av fyndplatsen och har ett svart streck som visar fyndplatsens exakta position. Kartans mittpunktskoordinat är N 6521738, E 341506 i SWEREF 99 TM.</w:t>
+      </w:r>
+    </w:p>
+    <w:p>
+      <w:r>
+        <w:rPr>
+          <w:b/>
+        </w:rPr>
+        <w:t xml:space="preserve">Vedflikmossa (NT) </w:t>
+      </w:r>
+      <w:r>
+        <w:t>är strikt knuten till död ved i främst Norrlands barrskogar. Fanns tidigare även i södra Sveriges skogar men är borta där. Eftersom arten huvudsakligen är hänvisad till skog där träd fått växa kontinuerligt under flera hundra år (kontinuitetsskog), inte klarar av en kalhyggesfas och har svårt att sprida sig över stora avstånd, bedöms populationen fortsätta att minska på grund av dagens avverkningstakt av kontinuitetsskog. För att hejda populationsminskningen av denna art måste kalavverkning i de barrskogar som tidigare aldrig kalhuggits (kontinuitetsskog) upphöra eller begränsas kraftigt (SLU Artdatabanken, 2024).</w:t>
       </w:r>
     </w:p>
     <w:p>
@@ -383,7 +394,7 @@
         <w:rPr>
           <w:i/>
         </w:rPr>
-        <w:t>I det avverkningsanmälda skogsområdet har 1 naturvårdsarter varav 0 rödlistade arter sina livsmiljöer och växtplatser.</w:t>
+        <w:t>I det avverkningsanmälda skogsområdet har 3 naturvårdsarter varav 2 rödlistade arter sina livsmiljöer och växtplatser.</w:t>
       </w:r>
     </w:p>
     <w:p>
@@ -905,7 +916,7 @@
     <w:r>
       <w:tab/>
       <w:tab/>
-      <w:t>2026-03-20</w:t>
+      <w:t>2026-03-21</w:t>
       <w:br/>
       <w:br/>
     </w:r>

--- a/klagomål/A 11965-2026 FSC-klagomål.docx
+++ b/klagomål/A 11965-2026 FSC-klagomål.docx
@@ -916,7 +916,7 @@
     <w:r>
       <w:tab/>
       <w:tab/>
-      <w:t>2026-03-21</w:t>
+      <w:t>2026-03-22</w:t>
       <w:br/>
       <w:br/>
     </w:r>

--- a/klagomål/A 11965-2026 FSC-klagomål.docx
+++ b/klagomål/A 11965-2026 FSC-klagomål.docx
@@ -916,7 +916,7 @@
     <w:r>
       <w:tab/>
       <w:tab/>
-      <w:t>2026-03-22</w:t>
+      <w:t>2026-03-23</w:t>
       <w:br/>
       <w:br/>
     </w:r>

--- a/klagomål/A 11965-2026 FSC-klagomål.docx
+++ b/klagomål/A 11965-2026 FSC-klagomål.docx
@@ -916,7 +916,7 @@
     <w:r>
       <w:tab/>
       <w:tab/>
-      <w:t>2026-03-23</w:t>
+      <w:t>2026-03-24</w:t>
       <w:br/>
       <w:br/>
     </w:r>

--- a/klagomål/A 11965-2026 FSC-klagomål.docx
+++ b/klagomål/A 11965-2026 FSC-klagomål.docx
@@ -916,7 +916,7 @@
     <w:r>
       <w:tab/>
       <w:tab/>
-      <w:t>2026-03-24</w:t>
+      <w:t>2026-03-25</w:t>
       <w:br/>
       <w:br/>
     </w:r>

--- a/klagomål/A 11965-2026 FSC-klagomål.docx
+++ b/klagomål/A 11965-2026 FSC-klagomål.docx
@@ -916,7 +916,7 @@
     <w:r>
       <w:tab/>
       <w:tab/>
-      <w:t>2026-03-25</w:t>
+      <w:t>2026-03-26</w:t>
       <w:br/>
       <w:br/>
     </w:r>

--- a/klagomål/A 11965-2026 FSC-klagomål.docx
+++ b/klagomål/A 11965-2026 FSC-klagomål.docx
@@ -916,7 +916,7 @@
     <w:r>
       <w:tab/>
       <w:tab/>
-      <w:t>2026-03-26</w:t>
+      <w:t>2026-03-27</w:t>
       <w:br/>
       <w:br/>
     </w:r>

--- a/klagomål/A 11965-2026 FSC-klagomål.docx
+++ b/klagomål/A 11965-2026 FSC-klagomål.docx
@@ -916,7 +916,7 @@
     <w:r>
       <w:tab/>
       <w:tab/>
-      <w:t>2026-03-27</w:t>
+      <w:t>2026-03-28</w:t>
       <w:br/>
       <w:br/>
     </w:r>

--- a/klagomål/A 11965-2026 FSC-klagomål.docx
+++ b/klagomål/A 11965-2026 FSC-klagomål.docx
@@ -191,7 +191,7 @@
     </w:p>
     <w:p>
       <w:r>
-        <w:t>I avverkningsanmälan har följande 3 naturvårdsarter hittats: stubbtrådmossa (NT), vedflikmossa (NT) och grön sköldmossa (S, §8). Av dessa är 2 rödlistade. För rödlistade arter har rödlistekategorin angivits inom parentes. Arter som är signalarter enligt Skogsstyrelsen har markerats med (S). För fridlysta arter anges även paragrafen i Artskyddsförordningen som arten är fridlyst enligt.</w:t>
+        <w:t>I avverkningsanmälan har följande 6 naturvårdsarter hittats: vedsäckmossa (VU), stubbtrådmossa (NT), vedflikmossa (NT), vedtrappmossa (NT), grön sköldmossa (S, §8) och korallblylav (S). Av dessa är 4 rödlistade. För rödlistade arter har rödlistekategorin angivits inom parentes. Arter som är signalarter enligt Skogsstyrelsen har markerats med (S). För fridlysta arter anges även paragrafen i Artskyddsförordningen som arten är fridlyst enligt.</w:t>
       </w:r>
     </w:p>
     <w:p>
@@ -251,10 +251,70 @@
         <w:rPr>
           <w:b/>
         </w:rPr>
+        <w:t>Korallblylav</w:t>
+      </w:r>
+      <w:r>
+        <w:t xml:space="preserve"> växer på bark av asp, ask, rönn, sälg, bok och lönn och signalerar överallt skogsbestånd med höga naturvärden och den följs nästan alltid av andra ovanliga och rödlistade arter. Den indikerar hög och jämn luftfuktighet och växer främst i områden med lång skoglig kontinuitet där det funnits ett ständigt inslag av gamla lövträd. Korallblylav är typisk art för </w:t>
+      </w:r>
+      <w:r>
+        <w:rPr>
+          <w:i/>
+        </w:rPr>
+        <w:t xml:space="preserve">9020 Nordlig ädellövskog, 9070 Trädklädd betesmark, 9160 Näringsrik ekskog, 9180 Ädellövskog i branter </w:t>
+      </w:r>
+      <w:r>
+        <w:t>och</w:t>
+      </w:r>
+      <w:r>
+        <w:rPr>
+          <w:i/>
+        </w:rPr>
+        <w:t xml:space="preserve"> 9190 Näringsfattig ekskog</w:t>
+      </w:r>
+      <w:r>
+        <w:t xml:space="preserve"> (SLU Artdatabanken, 2024; Nitare &amp; Skogsstyrelsen, 2019).</w:t>
+      </w:r>
+    </w:p>
+    <w:p>
+      <w:r>
+        <w:rPr>
+          <w:b/>
+        </w:rPr>
         <w:t xml:space="preserve">Vedflikmossa (NT) </w:t>
       </w:r>
       <w:r>
         <w:t>är strikt knuten till död ved i främst Norrlands barrskogar. Fanns tidigare även i södra Sveriges skogar men är borta där. Eftersom arten huvudsakligen är hänvisad till skog där träd fått växa kontinuerligt under flera hundra år (kontinuitetsskog), inte klarar av en kalhyggesfas och har svårt att sprida sig över stora avstånd, bedöms populationen fortsätta att minska på grund av dagens avverkningstakt av kontinuitetsskog. För att hejda populationsminskningen av denna art måste kalavverkning i de barrskogar som tidigare aldrig kalhuggits (kontinuitetsskog) upphöra eller begränsas kraftigt (SLU Artdatabanken, 2024).</w:t>
+      </w:r>
+    </w:p>
+    <w:p>
+      <w:r>
+        <w:rPr>
+          <w:b/>
+        </w:rPr>
+        <w:t>Vedsäckmossa (VU)</w:t>
+      </w:r>
+      <w:r>
+        <w:t xml:space="preserve"> växer på grova lågor, framför allt i näringsrika, fuktiga och urskogsartade granskogar. Arten är placerad högst upp i Skogsstyrelsens värdepyramid för bedömning av skog med höga naturvärden och signalerar naturskog med höga naturvärden. Den indikerar även skyddsvärda alsumpskogar med riklig och kontinuerlig förekomst av död ved. Kända lokaler bör ges ett ändamålsenligt skydd och undantas från skogsbruk. Lokalerna behöver också vara tillräckligt stora så att god tillgång på lämplig ved tryggas på lång sikt (SLU Artdatabanken, 2024; Nitare &amp; Skogsstyrelsen, 2019).</w:t>
+      </w:r>
+    </w:p>
+    <w:p>
+      <w:r>
+        <w:rPr>
+          <w:b/>
+        </w:rPr>
+        <w:t xml:space="preserve">Vedtrappmossa (NT) </w:t>
+      </w:r>
+      <w:r>
+        <w:t xml:space="preserve">växer på död ved, främst i gammal granskog. Den förekommer knappast alls i fjällnära barrskogar utan finns i skogslandskapet nedom fjällen och framför allt i landets södra delar är den en mycket bra signalart för barrnaturskog med höga naturvärden. Skogsavverkning och brist på grov död ved i skogen är de allvarligaste hoten och den överlever inte kalhyggesbruk. Lokaler med sluten granskog, tillräckligt stora för att säkerställa ett kontinuerligt tillskott på grova lågor, bör undantas från storskaligt skogsbruk. Vedtrappmossa är typisk art för </w:t>
+      </w:r>
+      <w:r>
+        <w:rPr>
+          <w:i/>
+        </w:rPr>
+        <w:t>9010 Taiga</w:t>
+      </w:r>
+      <w:r>
+        <w:t xml:space="preserve"> (SLU Artdatabanken, 2024).</w:t>
       </w:r>
     </w:p>
     <w:p>
@@ -394,7 +454,7 @@
         <w:rPr>
           <w:i/>
         </w:rPr>
-        <w:t>I det avverkningsanmälda skogsområdet har 3 naturvårdsarter varav 2 rödlistade arter sina livsmiljöer och växtplatser.</w:t>
+        <w:t>I det avverkningsanmälda skogsområdet har 6 naturvårdsarter varav 4 rödlistade arter sina livsmiljöer och växtplatser.</w:t>
       </w:r>
     </w:p>
     <w:p>
@@ -916,7 +976,7 @@
     <w:r>
       <w:tab/>
       <w:tab/>
-      <w:t>2026-03-28</w:t>
+      <w:t>2026-03-29</w:t>
       <w:br/>
       <w:br/>
     </w:r>

--- a/klagomål/A 11965-2026 FSC-klagomål.docx
+++ b/klagomål/A 11965-2026 FSC-klagomål.docx
@@ -976,7 +976,7 @@
     <w:r>
       <w:tab/>
       <w:tab/>
-      <w:t>2026-03-29</w:t>
+      <w:t>2026-03-30</w:t>
       <w:br/>
       <w:br/>
     </w:r>

--- a/klagomål/A 11965-2026 FSC-klagomål.docx
+++ b/klagomål/A 11965-2026 FSC-klagomål.docx
@@ -976,7 +976,7 @@
     <w:r>
       <w:tab/>
       <w:tab/>
-      <w:t>2026-03-30</w:t>
+      <w:t>2026-03-31</w:t>
       <w:br/>
       <w:br/>
     </w:r>

--- a/klagomål/A 11965-2026 FSC-klagomål.docx
+++ b/klagomål/A 11965-2026 FSC-klagomål.docx
@@ -976,7 +976,7 @@
     <w:r>
       <w:tab/>
       <w:tab/>
-      <w:t>2026-03-31</w:t>
+      <w:t>2026-04-01</w:t>
       <w:br/>
       <w:br/>
     </w:r>

--- a/klagomål/A 11965-2026 FSC-klagomål.docx
+++ b/klagomål/A 11965-2026 FSC-klagomål.docx
@@ -976,7 +976,7 @@
     <w:r>
       <w:tab/>
       <w:tab/>
-      <w:t>2026-04-01</w:t>
+      <w:t>2026-04-02</w:t>
       <w:br/>
       <w:br/>
     </w:r>

--- a/klagomål/A 11965-2026 FSC-klagomål.docx
+++ b/klagomål/A 11965-2026 FSC-klagomål.docx
@@ -976,7 +976,7 @@
     <w:r>
       <w:tab/>
       <w:tab/>
-      <w:t>2026-04-02</w:t>
+      <w:t>2026-04-03</w:t>
       <w:br/>
       <w:br/>
     </w:r>

--- a/klagomål/A 11965-2026 FSC-klagomål.docx
+++ b/klagomål/A 11965-2026 FSC-klagomål.docx
@@ -976,7 +976,7 @@
     <w:r>
       <w:tab/>
       <w:tab/>
-      <w:t>2026-04-03</w:t>
+      <w:t>2026-04-04</w:t>
       <w:br/>
       <w:br/>
     </w:r>

--- a/klagomål/A 11965-2026 FSC-klagomål.docx
+++ b/klagomål/A 11965-2026 FSC-klagomål.docx
@@ -976,7 +976,7 @@
     <w:r>
       <w:tab/>
       <w:tab/>
-      <w:t>2026-04-04</w:t>
+      <w:t>2026-04-05</w:t>
       <w:br/>
       <w:br/>
     </w:r>

--- a/klagomål/A 11965-2026 FSC-klagomål.docx
+++ b/klagomål/A 11965-2026 FSC-klagomål.docx
@@ -976,7 +976,7 @@
     <w:r>
       <w:tab/>
       <w:tab/>
-      <w:t>2026-04-05</w:t>
+      <w:t>2026-04-06</w:t>
       <w:br/>
       <w:br/>
     </w:r>

--- a/klagomål/A 11965-2026 FSC-klagomål.docx
+++ b/klagomål/A 11965-2026 FSC-klagomål.docx
@@ -664,12 +664,12 @@
     </w:p>
     <w:p>
       <w:r>
-        <w:t>Grön sköldmossa, fridlyst enligt 8§ artskyddsförordningen, växer på stubbar och lågor av olika trädslag, huvudsakligen i sena nedbrytningsstadier och på och mellan grova rötter av levande och döda träd. Den förekommer i Sverige främst i näringsrika granskogar med stort inslag av löv, arten är kortlivad och antalet kapslar varierar kraftigt mellan olika år (SLU Artdatabanken, 2021). Grön sköldmossa kräver skog som har ett speciellt mikroklimat med hög och jämn luftfuktighet i kombination med rik tillgång på död ved (Nitare, 2019). I praktiken handlar det om åtminstone 50 meter med skyddande skog för att undvika uttorkning av marken (Hallingbäck, personligt meddelande 2022-02-24).</w:t>
+        <w:t>Grön sköldmossa (§8) växer på stubbar och lågor av olika trädslag, huvudsakligen i sena nedbrytningsstadier. Den förekommer främst i näringsrika granskogar med stort inslag av löv, arten är kortlivad och antalet kapslar varierar kraftigt mellan olika år. Grön sköldmossa kräver skog som har ett speciellt mikroklimat med hög och jämn luftfuktighet i kombination med rik tillgång på död ved (SLU Artdatabanken, 2021; Nitare &amp; Skogsstyrelsen, 2019).</w:t>
       </w:r>
     </w:p>
     <w:p>
       <w:r>
-        <w:t>Arten har sin huvudutbredning i sydöstra Sverige (SLU Artdatabanken, 2021). Allvarligaste hoten mot arten är skogsavverkning och brist på död ved. Brist på naturligt döda träd i dagens produktionsskogar gör att arten blir allt sällsyntare (Hallingbäck, 2016). Död ved i större mängd bör lämnas och träd tillåtas åldras och dö för att skapa kontinuerlig tillgång på livsmiljöer. Träd och livsmiljö bör skyddas genom att lämna trädgrupper, ytor eller zoner (SLU Artdatabanken, 2021).</w:t>
+        <w:t>Arten har sin huvudutbredning i sydöstra Sverige. Allvarligaste hoten är skogsavverkning och brist på död ved. Brist på naturligt döda träd i dagens produktionsskogar gör att arten blir allt sällsyntare (Hallingbäck, 2016). Död ved i större mängd bör lämnas och träd tillåtas åldras och dö för att skapa kontinuerlig tillgång på livsmiljöer. Träd och livsmiljö bör skyddas genom att lämna trädgrupper, ytor eller zoner (SLU Artdatabanken, 2021). I praktiken handlar det om åtminstone 50 meter med skyddande skog för att undvika uttorkning av marken (Hallingbäck, personligt meddelande 2022-02-24).</w:t>
       </w:r>
     </w:p>
     <w:p>
@@ -692,12 +692,7 @@
         <w:t xml:space="preserve"> 9750 Svämlövskog</w:t>
       </w:r>
       <w:r>
-        <w:t xml:space="preserve"> och upptagen i EU:s Habitatdirektiv bilaga 2 vilket innebär att det finns ett uttalat intresse inom Europeiska unionen att bevara arten. Grön sköldmossa är en ansvarsart för Sverige då en särskilt stor andel av Europas population finns i landet. Förutom i östra Sverige har arten inga större sammanhängande utbredningar med gynnsam bevarandestatus söderut i Europa förrän i Montenegro. Det finns enbart liten förekomst med gynnsam regional bevarandestatus i södra Frankrike och södra Polen. Grön sköldmossa är typisk art för 9010 Taiga och 9750 Svämlövskog (Natura 2000) och omfattas även av Bernkonventionen bilaga 1.</w:t>
-      </w:r>
-    </w:p>
-    <w:p>
-      <w:r>
-        <w:t>Fridlysningen enligt §§ 8 och 15 Artskyddsförordningen innebär att det är förbjudet att på något sätt skada exemplar av arten. Artskyddsförordning (2007:845):</w:t>
+        <w:t>, fridlyst enligt 8§ artskyddsförordningen och upptagen i EU:s Habitatdirektiv bilaga 2 vilket innebär att det finns ett uttalat intresse inom Europeiska unionen att bevara arten. Grön sköldmossa är en ansvarsart för Sverige då en särskilt stor andel av Europas population finns i landet. Förutom i östra Sverige har arten inga större sammanhängande utbredningar med gynnsam bevarandestatus söderut i Europa förrän i Montenegro. Det finns enbart liten förekomst med gynnsam regional bevarandestatus i södra Frankrike och södra Polen. Fridlysningen enligt §§ 8 och 15 Artskyddsförordningen innebär att det är förbjudet att på något sätt skada exemplar av arten, se artskyddsförordningen (2007:845):</w:t>
       </w:r>
     </w:p>
     <w:p>
@@ -726,90 +721,12 @@
         <w:pStyle w:val="ListBullet"/>
       </w:pPr>
       <w:r>
-        <w:t>B: Arten har enligt fågeldirektivet eller art- och habitatdirektivet ett sådant unionsintresse att särskilda skyddsområden (fågeldirektivet) eller bevarandeområden (art- och habitatdirektivet) behöver utses. Arten finns upptagen i bilaga 1 till fågeldirektivet eller bilaga 2 till art- och habitatdirektivet.</w:t>
+        <w:t>B: Arten har enligt fågeldirektivet eller art- och habitatdirektivet ett sådant unionsintresse att särskilda skyddsområden (fågeldirektivet) eller bevarandeområden (art- och habitatdirektivet) behöver utses. Arten finns upptagen i bilaga 2 till art- och habitatdirektivet.</w:t>
       </w:r>
     </w:p>
     <w:p>
       <w:r>
         <w:t>Mark- och miljööverdomstolen (MÖD) har i mål nr M 2019-20 (18 februari 2019) slagit fast att grön sköldmossa (§8) är dispenspliktig och att exemplar av arten inte får skadas utan dispens (MÖD, mål nr M 2019-20).</w:t>
-      </w:r>
-    </w:p>
-    <w:p>
-      <w:pPr>
-        <w:pStyle w:val="Heading2"/>
-      </w:pPr>
-      <w:r>
-        <w:t>Referenser – grön sköldmossa</w:t>
-      </w:r>
-    </w:p>
-    <w:p>
-      <w:r>
-        <w:t xml:space="preserve">Hallingbäck T., 2016. </w:t>
-      </w:r>
-      <w:r>
-        <w:rPr>
-          <w:i/>
-        </w:rPr>
-        <w:t xml:space="preserve">Mossor en fältguide. </w:t>
-      </w:r>
-      <w:r>
-        <w:t>Naturcentrum.</w:t>
-      </w:r>
-    </w:p>
-    <w:p>
-      <w:r>
-        <w:t xml:space="preserve">Hallingbäck T., 2022. </w:t>
-      </w:r>
-      <w:r>
-        <w:rPr>
-          <w:i/>
-        </w:rPr>
-        <w:t xml:space="preserve">Personligt meddelande 2022-02-24. </w:t>
-      </w:r>
-      <w:r>
-        <w:t>SLU Artdatabanken. Se nedan.</w:t>
-      </w:r>
-    </w:p>
-    <w:p>
-      <w:r>
-        <w:t xml:space="preserve">Mark- och miljööverdomstolen. </w:t>
-      </w:r>
-      <w:r>
-        <w:rPr>
-          <w:i/>
-        </w:rPr>
-        <w:t xml:space="preserve">Dom 18 februari 2019 i mål nr M 2019-20 </w:t>
-      </w:r>
-      <w:r>
-        <w:t>(MÖD, mål nr M 2019-20)</w:t>
-      </w:r>
-    </w:p>
-    <w:p>
-      <w:r>
-        <w:t xml:space="preserve">Nitare, J., 2019. </w:t>
-      </w:r>
-      <w:r>
-        <w:rPr>
-          <w:i/>
-        </w:rPr>
-        <w:t xml:space="preserve">Skyddsvärd skog – Naturvårdsarter och andra kriterier för naturvärdesbedömning. </w:t>
-      </w:r>
-      <w:r>
-        <w:t>Skogsstyrelsen.</w:t>
-      </w:r>
-    </w:p>
-    <w:p>
-      <w:r>
-        <w:t xml:space="preserve">SLU Artdatabanken, 2021. </w:t>
-      </w:r>
-      <w:r>
-        <w:rPr>
-          <w:i/>
-        </w:rPr>
-        <w:t xml:space="preserve">Artfaktablad. Naturvård – artfakta. </w:t>
-      </w:r>
-      <w:r>
-        <w:t>SLU Artdatabanken, Uppsala</w:t>
       </w:r>
     </w:p>
     <w:p>
@@ -846,6 +763,84 @@
         <w:t>MVH</w:t>
         <w:br/>
         <w:t>Tomas Hallingbäck</w:t>
+      </w:r>
+    </w:p>
+    <w:p>
+      <w:pPr>
+        <w:pStyle w:val="Heading2"/>
+      </w:pPr>
+      <w:r>
+        <w:t>Referenser – grön sköldmossa</w:t>
+      </w:r>
+    </w:p>
+    <w:p>
+      <w:r>
+        <w:t xml:space="preserve">Hallingbäck T., 2016. </w:t>
+      </w:r>
+      <w:r>
+        <w:rPr>
+          <w:i/>
+        </w:rPr>
+        <w:t xml:space="preserve">Mossor en fältguide. </w:t>
+      </w:r>
+      <w:r>
+        <w:t>Naturcentrum.</w:t>
+      </w:r>
+    </w:p>
+    <w:p>
+      <w:r>
+        <w:t xml:space="preserve">Hallingbäck T., 2022. </w:t>
+      </w:r>
+      <w:r>
+        <w:rPr>
+          <w:i/>
+        </w:rPr>
+        <w:t xml:space="preserve">Personligt meddelande 2022-02-24. </w:t>
+      </w:r>
+      <w:r>
+        <w:t>SLU Artdatabanken.</w:t>
+      </w:r>
+    </w:p>
+    <w:p>
+      <w:r>
+        <w:t xml:space="preserve">Mark- och miljööverdomstolen. </w:t>
+      </w:r>
+      <w:r>
+        <w:rPr>
+          <w:i/>
+        </w:rPr>
+        <w:t xml:space="preserve">Dom 18 februari 2019 i mål nr M 2019-20 </w:t>
+      </w:r>
+      <w:r>
+        <w:t>(MÖD, mål nr M 2019-20)</w:t>
+      </w:r>
+    </w:p>
+    <w:p>
+      <w:r>
+        <w:t xml:space="preserve">Nitare, J., 2019. </w:t>
+      </w:r>
+      <w:r>
+        <w:rPr>
+          <w:i/>
+        </w:rPr>
+        <w:t xml:space="preserve">Skyddsvärd skog – Naturvårdsarter och andra kriterier för naturvärdesbedömning. </w:t>
+      </w:r>
+      <w:r>
+        <w:t>Skogsstyrelsen.</w:t>
+      </w:r>
+    </w:p>
+    <w:p>
+      <w:r>
+        <w:t xml:space="preserve">SLU Artdatabanken, 2021. </w:t>
+      </w:r>
+      <w:r>
+        <w:rPr>
+          <w:i/>
+        </w:rPr>
+        <w:t xml:space="preserve">Artfaktablad. Naturvård – artfakta. </w:t>
+      </w:r>
+      <w:r>
+        <w:t>SLU Artdatabanken, Uppsala</w:t>
       </w:r>
     </w:p>
     <w:sectPr>
@@ -976,7 +971,7 @@
     <w:r>
       <w:tab/>
       <w:tab/>
-      <w:t>2026-04-06</w:t>
+      <w:t>2026-04-07</w:t>
       <w:br/>
       <w:br/>
     </w:r>

--- a/klagomål/A 11965-2026 FSC-klagomål.docx
+++ b/klagomål/A 11965-2026 FSC-klagomål.docx
@@ -971,7 +971,7 @@
     <w:r>
       <w:tab/>
       <w:tab/>
-      <w:t>2026-04-07</w:t>
+      <w:t>2026-04-08</w:t>
       <w:br/>
       <w:br/>
     </w:r>

--- a/klagomål/A 11965-2026 FSC-klagomål.docx
+++ b/klagomål/A 11965-2026 FSC-klagomål.docx
@@ -971,7 +971,7 @@
     <w:r>
       <w:tab/>
       <w:tab/>
-      <w:t>2026-04-08</w:t>
+      <w:t>2026-04-09</w:t>
       <w:br/>
       <w:br/>
     </w:r>

--- a/klagomål/A 11965-2026 FSC-klagomål.docx
+++ b/klagomål/A 11965-2026 FSC-klagomål.docx
@@ -971,7 +971,7 @@
     <w:r>
       <w:tab/>
       <w:tab/>
-      <w:t>2026-04-09</w:t>
+      <w:t>2026-04-10</w:t>
       <w:br/>
       <w:br/>
     </w:r>

--- a/klagomål/A 11965-2026 FSC-klagomål.docx
+++ b/klagomål/A 11965-2026 FSC-klagomål.docx
@@ -971,7 +971,7 @@
     <w:r>
       <w:tab/>
       <w:tab/>
-      <w:t>2026-04-10</w:t>
+      <w:t>2026-04-11</w:t>
       <w:br/>
       <w:br/>
     </w:r>

--- a/klagomål/A 11965-2026 FSC-klagomål.docx
+++ b/klagomål/A 11965-2026 FSC-klagomål.docx
@@ -280,6 +280,17 @@
         <w:rPr>
           <w:b/>
         </w:rPr>
+        <w:t>Stubbtrådmossa (NT)</w:t>
+      </w:r>
+      <w:r>
+        <w:t xml:space="preserve"> är en bladlevermossa som växer uteslutande på murken ved gärna tillsammans med vedsäckmossa (VU) i fuktig barrskog och arten har sin tyngdpunkt i södra och mellersta Sverige. Genom att arten inte klarar kalavverkning, till stor del fortfarande finns mest i produktionsskog med lång trädkontinuitet gör avverkningar av denna typ av skog att artens population kommer att fortsätta att minska. Alla skogsskötselåtgärder på eller i omedelbar närhet av artens lokaler utgör ett hot. Aktuella lokaler bör undantas från rationell skogsskötsel. För att klara arten på sikt måste mängden död ved i landets granskogar öka väsentligt (SLU Artdatabanken, 2026).</w:t>
+      </w:r>
+    </w:p>
+    <w:p>
+      <w:r>
+        <w:rPr>
+          <w:b/>
+        </w:rPr>
         <w:t xml:space="preserve">Vedflikmossa (NT) </w:t>
       </w:r>
       <w:r>
@@ -971,7 +982,7 @@
     <w:r>
       <w:tab/>
       <w:tab/>
-      <w:t>2026-04-11</w:t>
+      <w:t>2026-04-12</w:t>
       <w:br/>
       <w:br/>
     </w:r>

--- a/klagomål/A 11965-2026 FSC-klagomål.docx
+++ b/klagomål/A 11965-2026 FSC-klagomål.docx
@@ -982,7 +982,7 @@
     <w:r>
       <w:tab/>
       <w:tab/>
-      <w:t>2026-04-12</w:t>
+      <w:t>2026-04-13</w:t>
       <w:br/>
       <w:br/>
     </w:r>

--- a/klagomål/A 11965-2026 FSC-klagomål.docx
+++ b/klagomål/A 11965-2026 FSC-klagomål.docx
@@ -982,7 +982,7 @@
     <w:r>
       <w:tab/>
       <w:tab/>
-      <w:t>2026-04-14</w:t>
+      <w:t>2026-04-15</w:t>
       <w:br/>
       <w:br/>
     </w:r>

--- a/klagomål/A 11965-2026 FSC-klagomål.docx
+++ b/klagomål/A 11965-2026 FSC-klagomål.docx
@@ -982,7 +982,7 @@
     <w:r>
       <w:tab/>
       <w:tab/>
-      <w:t>2026-04-15</w:t>
+      <w:t>2026-04-16</w:t>
       <w:br/>
       <w:br/>
     </w:r>

--- a/klagomål/A 11965-2026 FSC-klagomål.docx
+++ b/klagomål/A 11965-2026 FSC-klagomål.docx
@@ -982,7 +982,7 @@
     <w:r>
       <w:tab/>
       <w:tab/>
-      <w:t>2026-04-16</w:t>
+      <w:t>2026-04-17</w:t>
       <w:br/>
       <w:br/>
     </w:r>

--- a/klagomål/A 11965-2026 FSC-klagomål.docx
+++ b/klagomål/A 11965-2026 FSC-klagomål.docx
@@ -982,7 +982,7 @@
     <w:r>
       <w:tab/>
       <w:tab/>
-      <w:t>2026-04-17</w:t>
+      <w:t>2026-04-18</w:t>
       <w:br/>
       <w:br/>
     </w:r>

--- a/klagomål/A 11965-2026 FSC-klagomål.docx
+++ b/klagomål/A 11965-2026 FSC-klagomål.docx
@@ -982,7 +982,7 @@
     <w:r>
       <w:tab/>
       <w:tab/>
-      <w:t>2026-04-18</w:t>
+      <w:t>2026-04-19</w:t>
       <w:br/>
       <w:br/>
     </w:r>

--- a/klagomål/A 11965-2026 FSC-klagomål.docx
+++ b/klagomål/A 11965-2026 FSC-klagomål.docx
@@ -982,7 +982,7 @@
     <w:r>
       <w:tab/>
       <w:tab/>
-      <w:t>2026-04-19</w:t>
+      <w:t>2026-04-20</w:t>
       <w:br/>
       <w:br/>
     </w:r>

--- a/klagomål/A 11965-2026 FSC-klagomål.docx
+++ b/klagomål/A 11965-2026 FSC-klagomål.docx
@@ -982,7 +982,7 @@
     <w:r>
       <w:tab/>
       <w:tab/>
-      <w:t>2026-04-20</w:t>
+      <w:t>2026-04-21</w:t>
       <w:br/>
       <w:br/>
     </w:r>

--- a/klagomål/A 11965-2026 FSC-klagomål.docx
+++ b/klagomål/A 11965-2026 FSC-klagomål.docx
@@ -982,7 +982,7 @@
     <w:r>
       <w:tab/>
       <w:tab/>
-      <w:t>2026-04-21</w:t>
+      <w:t>2026-04-22</w:t>
       <w:br/>
       <w:br/>
     </w:r>

--- a/klagomål/A 11965-2026 FSC-klagomål.docx
+++ b/klagomål/A 11965-2026 FSC-klagomål.docx
@@ -982,7 +982,7 @@
     <w:r>
       <w:tab/>
       <w:tab/>
-      <w:t>2026-04-22</w:t>
+      <w:t>2026-04-23</w:t>
       <w:br/>
       <w:br/>
     </w:r>

--- a/klagomål/A 11965-2026 FSC-klagomål.docx
+++ b/klagomål/A 11965-2026 FSC-klagomål.docx
@@ -982,7 +982,7 @@
     <w:r>
       <w:tab/>
       <w:tab/>
-      <w:t>2026-04-23</w:t>
+      <w:t>2026-04-24</w:t>
       <w:br/>
       <w:br/>
     </w:r>

--- a/klagomål/A 11965-2026 FSC-klagomål.docx
+++ b/klagomål/A 11965-2026 FSC-klagomål.docx
@@ -982,7 +982,7 @@
     <w:r>
       <w:tab/>
       <w:tab/>
-      <w:t>2026-04-24</w:t>
+      <w:t>2026-04-25</w:t>
       <w:br/>
       <w:br/>
     </w:r>

--- a/klagomål/A 11965-2026 FSC-klagomål.docx
+++ b/klagomål/A 11965-2026 FSC-klagomål.docx
@@ -982,7 +982,7 @@
     <w:r>
       <w:tab/>
       <w:tab/>
-      <w:t>2026-04-25</w:t>
+      <w:t>2026-04-26</w:t>
       <w:br/>
       <w:br/>
     </w:r>

--- a/klagomål/A 11965-2026 FSC-klagomål.docx
+++ b/klagomål/A 11965-2026 FSC-klagomål.docx
@@ -982,7 +982,7 @@
     <w:r>
       <w:tab/>
       <w:tab/>
-      <w:t>2026-04-26</w:t>
+      <w:t>2026-04-27</w:t>
       <w:br/>
       <w:br/>
     </w:r>

--- a/klagomål/A 11965-2026 FSC-klagomål.docx
+++ b/klagomål/A 11965-2026 FSC-klagomål.docx
@@ -982,7 +982,7 @@
     <w:r>
       <w:tab/>
       <w:tab/>
-      <w:t>2026-05-16</w:t>
+      <w:t>2026-05-17</w:t>
       <w:br/>
       <w:br/>
     </w:r>

--- a/klagomål/A 11965-2026 FSC-klagomål.docx
+++ b/klagomål/A 11965-2026 FSC-klagomål.docx
@@ -982,7 +982,7 @@
     <w:r>
       <w:tab/>
       <w:tab/>
-      <w:t>2026-05-17</w:t>
+      <w:t>2026-05-18</w:t>
       <w:br/>
       <w:br/>
     </w:r>

--- a/klagomål/A 11965-2026 FSC-klagomål.docx
+++ b/klagomål/A 11965-2026 FSC-klagomål.docx
@@ -982,7 +982,7 @@
     <w:r>
       <w:tab/>
       <w:tab/>
-      <w:t>2026-05-18</w:t>
+      <w:t>2026-05-19</w:t>
       <w:br/>
       <w:br/>
     </w:r>

--- a/klagomål/A 11965-2026 FSC-klagomål.docx
+++ b/klagomål/A 11965-2026 FSC-klagomål.docx
@@ -982,7 +982,7 @@
     <w:r>
       <w:tab/>
       <w:tab/>
-      <w:t>2026-05-19</w:t>
+      <w:t>2026-05-20</w:t>
       <w:br/>
       <w:br/>
     </w:r>

--- a/klagomål/A 11965-2026 FSC-klagomål.docx
+++ b/klagomål/A 11965-2026 FSC-klagomål.docx
@@ -191,7 +191,7 @@
     </w:p>
     <w:p>
       <w:r>
-        <w:t>I avverkningsanmälan har följande 6 naturvårdsarter hittats: vedsäckmossa (VU), stubbtrådmossa (NT), vedflikmossa (NT), vedtrappmossa (NT), grön sköldmossa (S, §8) och korallblylav (S). Av dessa är 4 rödlistade. För rödlistade arter har rödlistekategorin angivits inom parentes. Arter som är signalarter enligt Skogsstyrelsen har markerats med (S). För fridlysta arter anges även paragrafen i Artskyddsförordningen som arten är fridlyst enligt.</w:t>
+        <w:t>I avverkningsanmälan har följande 7 naturvårdsarter hittats: vedsäckmossa (VU), stubbtrådmossa (NT), vedflikmossa (NT), vedtrappmossa (NT), grön sköldmossa (S, §8), korallblylav (S) och thomsons trägnagare (S). Av dessa är 4 rödlistade. För rödlistade arter har rödlistekategorin angivits inom parentes. Arter som är signalarter enligt Skogsstyrelsen har markerats med (S). För fridlysta arter anges även paragrafen i Artskyddsförordningen som arten är fridlyst enligt.</w:t>
       </w:r>
     </w:p>
     <w:p>
@@ -206,7 +206,7 @@
       <w:r>
         <w:drawing>
           <wp:inline xmlns:a="http://schemas.openxmlformats.org/drawingml/2006/main" xmlns:pic="http://schemas.openxmlformats.org/drawingml/2006/picture">
-            <wp:extent cx="5486400" cy="3786539"/>
+            <wp:extent cx="5486400" cy="3764623"/>
             <wp:docPr id="1" name="Picture 1"/>
             <wp:cNvGraphicFramePr>
               <a:graphicFrameLocks noChangeAspect="1"/>
@@ -227,7 +227,7 @@
                   <pic:spPr>
                     <a:xfrm>
                       <a:off x="0" y="0"/>
-                      <a:ext cx="5486400" cy="3786539"/>
+                      <a:ext cx="5486400" cy="3764623"/>
                     </a:xfrm>
                     <a:prstGeom prst="rect"/>
                   </pic:spPr>
@@ -465,7 +465,7 @@
         <w:rPr>
           <w:i/>
         </w:rPr>
-        <w:t>I det avverkningsanmälda skogsområdet har 6 naturvårdsarter varav 4 rödlistade arter sina livsmiljöer och växtplatser.</w:t>
+        <w:t>I det avverkningsanmälda skogsområdet har 7 naturvårdsarter varav 4 rödlistade arter sina livsmiljöer och växtplatser.</w:t>
       </w:r>
     </w:p>
     <w:p>
@@ -982,7 +982,7 @@
     <w:r>
       <w:tab/>
       <w:tab/>
-      <w:t>2026-05-20</w:t>
+      <w:t>2026-05-21</w:t>
       <w:br/>
       <w:br/>
     </w:r>

--- a/klagomål/A 11965-2026 FSC-klagomål.docx
+++ b/klagomål/A 11965-2026 FSC-klagomål.docx
@@ -982,7 +982,7 @@
     <w:r>
       <w:tab/>
       <w:tab/>
-      <w:t>2026-05-21</w:t>
+      <w:t>2026-05-22</w:t>
       <w:br/>
       <w:br/>
     </w:r>

--- a/klagomål/A 11965-2026 FSC-klagomål.docx
+++ b/klagomål/A 11965-2026 FSC-klagomål.docx
@@ -982,7 +982,7 @@
     <w:r>
       <w:tab/>
       <w:tab/>
-      <w:t>2026-05-22</w:t>
+      <w:t>2026-05-23</w:t>
       <w:br/>
       <w:br/>
     </w:r>

--- a/klagomål/A 11965-2026 FSC-klagomål.docx
+++ b/klagomål/A 11965-2026 FSC-klagomål.docx
@@ -982,7 +982,7 @@
     <w:r>
       <w:tab/>
       <w:tab/>
-      <w:t>2026-05-23</w:t>
+      <w:t>2026-05-24</w:t>
       <w:br/>
       <w:br/>
     </w:r>

--- a/klagomål/A 11965-2026 FSC-klagomål.docx
+++ b/klagomål/A 11965-2026 FSC-klagomål.docx
@@ -982,7 +982,7 @@
     <w:r>
       <w:tab/>
       <w:tab/>
-      <w:t>2026-05-24</w:t>
+      <w:t>2026-05-25</w:t>
       <w:br/>
       <w:br/>
     </w:r>

--- a/klagomål/A 11965-2026 FSC-klagomål.docx
+++ b/klagomål/A 11965-2026 FSC-klagomål.docx
@@ -982,7 +982,7 @@
     <w:r>
       <w:tab/>
       <w:tab/>
-      <w:t>2026-05-25</w:t>
+      <w:t>2026-05-26</w:t>
       <w:br/>
       <w:br/>
     </w:r>

--- a/klagomål/A 11965-2026 FSC-klagomål.docx
+++ b/klagomål/A 11965-2026 FSC-klagomål.docx
@@ -982,7 +982,7 @@
     <w:r>
       <w:tab/>
       <w:tab/>
-      <w:t>2026-05-26</w:t>
+      <w:t>2026-05-27</w:t>
       <w:br/>
       <w:br/>
     </w:r>

--- a/klagomål/A 11965-2026 FSC-klagomål.docx
+++ b/klagomål/A 11965-2026 FSC-klagomål.docx
@@ -982,7 +982,7 @@
     <w:r>
       <w:tab/>
       <w:tab/>
-      <w:t>2026-05-27</w:t>
+      <w:t>2026-05-28</w:t>
       <w:br/>
       <w:br/>
     </w:r>

--- a/klagomål/A 11965-2026 FSC-klagomål.docx
+++ b/klagomål/A 11965-2026 FSC-klagomål.docx
@@ -982,7 +982,7 @@
     <w:r>
       <w:tab/>
       <w:tab/>
-      <w:t>2026-05-28</w:t>
+      <w:t>2026-05-29</w:t>
       <w:br/>
       <w:br/>
     </w:r>

--- a/klagomål/A 11965-2026 FSC-klagomål.docx
+++ b/klagomål/A 11965-2026 FSC-klagomål.docx
@@ -982,7 +982,7 @@
     <w:r>
       <w:tab/>
       <w:tab/>
-      <w:t>2026-05-29</w:t>
+      <w:t>2026-05-30</w:t>
       <w:br/>
       <w:br/>
     </w:r>

--- a/klagomål/A 11965-2026 FSC-klagomål.docx
+++ b/klagomål/A 11965-2026 FSC-klagomål.docx
@@ -982,7 +982,7 @@
     <w:r>
       <w:tab/>
       <w:tab/>
-      <w:t>2026-05-30</w:t>
+      <w:t>2026-05-31</w:t>
       <w:br/>
       <w:br/>
     </w:r>

--- a/klagomål/A 11965-2026 FSC-klagomål.docx
+++ b/klagomål/A 11965-2026 FSC-klagomål.docx
@@ -982,7 +982,7 @@
     <w:r>
       <w:tab/>
       <w:tab/>
-      <w:t>2026-05-31</w:t>
+      <w:t>2026-06-01</w:t>
       <w:br/>
       <w:br/>
     </w:r>

--- a/klagomål/A 11965-2026 FSC-klagomål.docx
+++ b/klagomål/A 11965-2026 FSC-klagomål.docx
@@ -982,7 +982,7 @@
     <w:r>
       <w:tab/>
       <w:tab/>
-      <w:t>2026-06-01</w:t>
+      <w:t>2026-06-02</w:t>
       <w:br/>
       <w:br/>
     </w:r>

--- a/klagomål/A 11965-2026 FSC-klagomål.docx
+++ b/klagomål/A 11965-2026 FSC-klagomål.docx
@@ -982,7 +982,7 @@
     <w:r>
       <w:tab/>
       <w:tab/>
-      <w:t>2026-06-02</w:t>
+      <w:t>2026-06-03</w:t>
       <w:br/>
       <w:br/>
     </w:r>

--- a/klagomål/A 11965-2026 FSC-klagomål.docx
+++ b/klagomål/A 11965-2026 FSC-klagomål.docx
@@ -982,7 +982,7 @@
     <w:r>
       <w:tab/>
       <w:tab/>
-      <w:t>2026-06-03</w:t>
+      <w:t>2026-06-04</w:t>
       <w:br/>
       <w:br/>
     </w:r>

--- a/klagomål/A 11965-2026 FSC-klagomål.docx
+++ b/klagomål/A 11965-2026 FSC-klagomål.docx
@@ -982,7 +982,7 @@
     <w:r>
       <w:tab/>
       <w:tab/>
-      <w:t>2026-06-04</w:t>
+      <w:t>2026-06-05</w:t>
       <w:br/>
       <w:br/>
     </w:r>

--- a/klagomål/A 11965-2026 FSC-klagomål.docx
+++ b/klagomål/A 11965-2026 FSC-klagomål.docx
@@ -982,7 +982,7 @@
     <w:r>
       <w:tab/>
       <w:tab/>
-      <w:t>2026-06-05</w:t>
+      <w:t>2026-06-06</w:t>
       <w:br/>
       <w:br/>
     </w:r>

--- a/klagomål/A 11965-2026 FSC-klagomål.docx
+++ b/klagomål/A 11965-2026 FSC-klagomål.docx
@@ -982,7 +982,7 @@
     <w:r>
       <w:tab/>
       <w:tab/>
-      <w:t>2026-06-06</w:t>
+      <w:t>2026-06-07</w:t>
       <w:br/>
       <w:br/>
     </w:r>

--- a/klagomål/A 11965-2026 FSC-klagomål.docx
+++ b/klagomål/A 11965-2026 FSC-klagomål.docx
@@ -982,7 +982,7 @@
     <w:r>
       <w:tab/>
       <w:tab/>
-      <w:t>2026-06-07</w:t>
+      <w:t>2026-06-08</w:t>
       <w:br/>
       <w:br/>
     </w:r>

--- a/klagomål/A 11965-2026 FSC-klagomål.docx
+++ b/klagomål/A 11965-2026 FSC-klagomål.docx
@@ -982,7 +982,7 @@
     <w:r>
       <w:tab/>
       <w:tab/>
-      <w:t>2026-06-08</w:t>
+      <w:t>2026-06-09</w:t>
       <w:br/>
       <w:br/>
     </w:r>

--- a/klagomål/A 11965-2026 FSC-klagomål.docx
+++ b/klagomål/A 11965-2026 FSC-klagomål.docx
@@ -982,7 +982,7 @@
     <w:r>
       <w:tab/>
       <w:tab/>
-      <w:t>2026-06-09</w:t>
+      <w:t>2026-06-10</w:t>
       <w:br/>
       <w:br/>
     </w:r>

--- a/klagomål/A 11965-2026 FSC-klagomål.docx
+++ b/klagomål/A 11965-2026 FSC-klagomål.docx
@@ -982,7 +982,7 @@
     <w:r>
       <w:tab/>
       <w:tab/>
-      <w:t>2026-06-10</w:t>
+      <w:t>2026-06-11</w:t>
       <w:br/>
       <w:br/>
     </w:r>

--- a/klagomål/A 11965-2026 FSC-klagomål.docx
+++ b/klagomål/A 11965-2026 FSC-klagomål.docx
@@ -982,7 +982,7 @@
     <w:r>
       <w:tab/>
       <w:tab/>
-      <w:t>2026-06-11</w:t>
+      <w:t>2026-06-12</w:t>
       <w:br/>
       <w:br/>
     </w:r>

--- a/klagomål/A 11965-2026 FSC-klagomål.docx
+++ b/klagomål/A 11965-2026 FSC-klagomål.docx
@@ -982,7 +982,7 @@
     <w:r>
       <w:tab/>
       <w:tab/>
-      <w:t>2026-06-12</w:t>
+      <w:t>2026-06-13</w:t>
       <w:br/>
       <w:br/>
     </w:r>

--- a/klagomål/A 11965-2026 FSC-klagomål.docx
+++ b/klagomål/A 11965-2026 FSC-klagomål.docx
@@ -982,7 +982,7 @@
     <w:r>
       <w:tab/>
       <w:tab/>
-      <w:t>2026-06-13</w:t>
+      <w:t>2026-06-14</w:t>
       <w:br/>
       <w:br/>
     </w:r>

--- a/klagomål/A 11965-2026 FSC-klagomål.docx
+++ b/klagomål/A 11965-2026 FSC-klagomål.docx
@@ -985,7 +985,7 @@
     <w:r>
       <w:tab/>
       <w:tab/>
-      <w:t>2026-07-13</w:t>
+      <w:t>2026-07-14</w:t>
       <w:br/>
       <w:br/>
     </w:r>

--- a/klagomål/A 11965-2026 FSC-klagomål.docx
+++ b/klagomål/A 11965-2026 FSC-klagomål.docx
@@ -985,7 +985,7 @@
     <w:r>
       <w:tab/>
       <w:tab/>
-      <w:t>2026-07-14</w:t>
+      <w:t>2026-07-15</w:t>
       <w:br/>
       <w:br/>
     </w:r>

--- a/klagomål/A 11965-2026 FSC-klagomål.docx
+++ b/klagomål/A 11965-2026 FSC-klagomål.docx
@@ -985,7 +985,7 @@
     <w:r>
       <w:tab/>
       <w:tab/>
-      <w:t>2026-07-15</w:t>
+      <w:t>2026-07-16</w:t>
       <w:br/>
       <w:br/>
     </w:r>

--- a/klagomål/A 11965-2026 FSC-klagomål.docx
+++ b/klagomål/A 11965-2026 FSC-klagomål.docx
@@ -985,7 +985,7 @@
     <w:r>
       <w:tab/>
       <w:tab/>
-      <w:t>2026-07-16</w:t>
+      <w:t>2026-07-17</w:t>
       <w:br/>
       <w:br/>
     </w:r>

--- a/klagomål/A 11965-2026 FSC-klagomål.docx
+++ b/klagomål/A 11965-2026 FSC-klagomål.docx
@@ -985,7 +985,7 @@
     <w:r>
       <w:tab/>
       <w:tab/>
-      <w:t>2026-07-17</w:t>
+      <w:t>2026-07-18</w:t>
       <w:br/>
       <w:br/>
     </w:r>

--- a/klagomål/A 11965-2026 FSC-klagomål.docx
+++ b/klagomål/A 11965-2026 FSC-klagomål.docx
@@ -985,7 +985,7 @@
     <w:r>
       <w:tab/>
       <w:tab/>
-      <w:t>2026-07-18</w:t>
+      <w:t>2026-07-19</w:t>
       <w:br/>
       <w:br/>
     </w:r>

--- a/klagomål/A 11965-2026 FSC-klagomål.docx
+++ b/klagomål/A 11965-2026 FSC-klagomål.docx
@@ -985,7 +985,7 @@
     <w:r>
       <w:tab/>
       <w:tab/>
-      <w:t>2026-07-19</w:t>
+      <w:t>2026-07-20</w:t>
       <w:br/>
       <w:br/>
     </w:r>

--- a/klagomål/A 11965-2026 FSC-klagomål.docx
+++ b/klagomål/A 11965-2026 FSC-klagomål.docx
@@ -985,7 +985,7 @@
     <w:r>
       <w:tab/>
       <w:tab/>
-      <w:t>2026-07-20</w:t>
+      <w:t>2026-07-21</w:t>
       <w:br/>
       <w:br/>
     </w:r>

--- a/klagomål/A 11965-2026 FSC-klagomål.docx
+++ b/klagomål/A 11965-2026 FSC-klagomål.docx
@@ -985,7 +985,7 @@
     <w:r>
       <w:tab/>
       <w:tab/>
-      <w:t>2026-07-21</w:t>
+      <w:t>2026-07-22</w:t>
       <w:br/>
       <w:br/>
     </w:r>

--- a/klagomål/A 11965-2026 FSC-klagomål.docx
+++ b/klagomål/A 11965-2026 FSC-klagomål.docx
@@ -985,7 +985,7 @@
     <w:r>
       <w:tab/>
       <w:tab/>
-      <w:t>2026-07-22</w:t>
+      <w:t>2026-07-23</w:t>
       <w:br/>
       <w:br/>
     </w:r>

--- a/klagomål/A 11965-2026 FSC-klagomål.docx
+++ b/klagomål/A 11965-2026 FSC-klagomål.docx
@@ -985,7 +985,7 @@
     <w:r>
       <w:tab/>
       <w:tab/>
-      <w:t>2026-07-23</w:t>
+      <w:t>2026-07-24</w:t>
       <w:br/>
       <w:br/>
     </w:r>

--- a/klagomål/A 11965-2026 FSC-klagomål.docx
+++ b/klagomål/A 11965-2026 FSC-klagomål.docx
@@ -985,7 +985,7 @@
     <w:r>
       <w:tab/>
       <w:tab/>
-      <w:t>2026-07-24</w:t>
+      <w:t>2026-07-25</w:t>
       <w:br/>
       <w:br/>
     </w:r>

--- a/klagomål/A 11965-2026 FSC-klagomål.docx
+++ b/klagomål/A 11965-2026 FSC-klagomål.docx
@@ -985,7 +985,7 @@
     <w:r>
       <w:tab/>
       <w:tab/>
-      <w:t>2026-07-25</w:t>
+      <w:t>2026-07-26</w:t>
       <w:br/>
       <w:br/>
     </w:r>

--- a/klagomål/A 11965-2026 FSC-klagomål.docx
+++ b/klagomål/A 11965-2026 FSC-klagomål.docx
@@ -985,7 +985,7 @@
     <w:r>
       <w:tab/>
       <w:tab/>
-      <w:t>2026-07-26</w:t>
+      <w:t>2026-07-27</w:t>
       <w:br/>
       <w:br/>
     </w:r>

--- a/klagomål/A 11965-2026 FSC-klagomål.docx
+++ b/klagomål/A 11965-2026 FSC-klagomål.docx
@@ -985,7 +985,7 @@
     <w:r>
       <w:tab/>
       <w:tab/>
-      <w:t>2026-07-27</w:t>
+      <w:t>2026-07-28</w:t>
       <w:br/>
       <w:br/>
     </w:r>

--- a/klagomål/A 11965-2026 FSC-klagomål.docx
+++ b/klagomål/A 11965-2026 FSC-klagomål.docx
@@ -985,7 +985,7 @@
     <w:r>
       <w:tab/>
       <w:tab/>
-      <w:t>2026-07-28</w:t>
+      <w:t>2026-07-29</w:t>
       <w:br/>
       <w:br/>
     </w:r>

--- a/klagomål/A 11965-2026 FSC-klagomål.docx
+++ b/klagomål/A 11965-2026 FSC-klagomål.docx
@@ -985,7 +985,7 @@
     <w:r>
       <w:tab/>
       <w:tab/>
-      <w:t>2026-07-29</w:t>
+      <w:t>2026-07-30</w:t>
       <w:br/>
       <w:br/>
     </w:r>

--- a/klagomål/A 11965-2026 FSC-klagomål.docx
+++ b/klagomål/A 11965-2026 FSC-klagomål.docx
@@ -985,7 +985,7 @@
     <w:r>
       <w:tab/>
       <w:tab/>
-      <w:t>2026-07-30</w:t>
+      <w:t>2026-07-31</w:t>
       <w:br/>
       <w:br/>
     </w:r>

--- a/klagomål/A 11965-2026 FSC-klagomål.docx
+++ b/klagomål/A 11965-2026 FSC-klagomål.docx
@@ -985,7 +985,7 @@
     <w:r>
       <w:tab/>
       <w:tab/>
-      <w:t>2026-07-31</w:t>
+      <w:t>2026-08-01</w:t>
       <w:br/>
       <w:br/>
     </w:r>

--- a/klagomål/A 11965-2026 FSC-klagomål.docx
+++ b/klagomål/A 11965-2026 FSC-klagomål.docx
@@ -985,7 +985,7 @@
     <w:r>
       <w:tab/>
       <w:tab/>
-      <w:t>2026-08-01</w:t>
+      <w:t>2026-08-02</w:t>
       <w:br/>
       <w:br/>
     </w:r>

--- a/klagomål/A 11965-2026 FSC-klagomål.docx
+++ b/klagomål/A 11965-2026 FSC-klagomål.docx
@@ -985,7 +985,7 @@
     <w:r>
       <w:tab/>
       <w:tab/>
-      <w:t>2026-08-02</w:t>
+      <w:t>2026-08-03</w:t>
       <w:br/>
       <w:br/>
     </w:r>

--- a/klagomål/A 11965-2026 FSC-klagomål.docx
+++ b/klagomål/A 11965-2026 FSC-klagomål.docx
@@ -985,7 +985,7 @@
     <w:r>
       <w:tab/>
       <w:tab/>
-      <w:t>2026-08-03</w:t>
+      <w:t>2026-08-05</w:t>
       <w:br/>
       <w:br/>
     </w:r>

--- a/klagomål/A 11965-2026 FSC-klagomål.docx
+++ b/klagomål/A 11965-2026 FSC-klagomål.docx
@@ -985,7 +985,7 @@
     <w:r>
       <w:tab/>
       <w:tab/>
-      <w:t>2026-08-05</w:t>
+      <w:t>2026-08-07</w:t>
       <w:br/>
       <w:br/>
     </w:r>

--- a/klagomål/A 11965-2026 FSC-klagomål.docx
+++ b/klagomål/A 11965-2026 FSC-klagomål.docx
@@ -985,7 +985,7 @@
     <w:r>
       <w:tab/>
       <w:tab/>
-      <w:t>2026-08-07</w:t>
+      <w:t>2026-08-08</w:t>
       <w:br/>
       <w:br/>
     </w:r>
